--- a/RT/РТ (УП11) пара 34 ст Ермилов Д.Е..docx
+++ b/RT/РТ (УП11) пара 34 ст Ермилов Д.Е..docx
@@ -154,7 +154,7 @@
           <w:color w:val="0F1115"/>
           <w:lang w:eastAsia="ru-RU"/>
         </w:rPr>
-        <w:t xml:space="preserve"> Ермилов Даниил Евгеньевич</w:t>
+        <w:t xml:space="preserve"> 26.10.2026</w:t>
       </w:r>
       <w:r>
         <w:rPr>
@@ -180,7 +180,7 @@
           <w:color w:val="0F1115"/>
           <w:lang w:eastAsia="ru-RU"/>
         </w:rPr>
-        <w:t xml:space="preserve"> «Парфюмерия»</w:t>
+        <w:t xml:space="preserve"> Ермилов Даниил Евгеньевич</w:t>
       </w:r>
       <w:r>
         <w:rPr>
@@ -232,7 +232,7 @@
           <w:color w:val="0F1115"/>
           <w:lang w:eastAsia="ru-RU"/>
         </w:rPr>
-        <w:t xml:space="preserve"> ____________________</w:t>
+        <w:t xml:space="preserve"> «Парфюмерия»</w:t>
       </w:r>
     </w:p>
     <w:p>
@@ -583,7 +583,7 @@
                 <w:szCs w:val="23"/>
                 <w:lang w:eastAsia="ru-RU"/>
               </w:rPr>
-              <w:t xml:space="preserve">Научиться выводить изображение товара из БД и подставлять заглушку </w:t>
+              <w:t>Научиться выводить изображение товара из БД и подставлять заглушку </w:t>
             </w:r>
             <w:r>
               <w:rPr>
@@ -602,7 +602,7 @@
                 <w:szCs w:val="23"/>
                 <w:lang w:eastAsia="ru-RU"/>
               </w:rPr>
-              <w:t xml:space="preserve"> при отсутствии файла</w:t>
+              <w:t> при отсутствии файла</w:t>
             </w:r>
           </w:p>
         </w:tc>
@@ -1204,6 +1204,7 @@
                 <w:szCs w:val="23"/>
                 <w:lang w:eastAsia="ru-RU"/>
               </w:rPr>
+              <w:lastRenderedPageBreak/>
               <w:t>GUI</w:t>
             </w:r>
           </w:p>
@@ -5374,7 +5375,7 @@
                 <w:szCs w:val="23"/>
                 <w:lang w:eastAsia="ru-RU"/>
               </w:rPr>
-              <w:t xml:space="preserve">Добавить проверку </w:t>
+              <w:t>Добавить проверку </w:t>
             </w:r>
             <w:proofErr w:type="spellStart"/>
             <w:r>
@@ -5500,7 +5501,7 @@
                 <w:szCs w:val="23"/>
                 <w:lang w:eastAsia="ru-RU"/>
               </w:rPr>
-              <w:t xml:space="preserve">Проверьте </w:t>
+              <w:t>Проверьте </w:t>
             </w:r>
             <w:proofErr w:type="spellStart"/>
             <w:r>
@@ -5593,7 +5594,7 @@
                 <w:szCs w:val="23"/>
                 <w:lang w:eastAsia="ru-RU"/>
               </w:rPr>
-              <w:t xml:space="preserve">Нет </w:t>
+              <w:t>Нет </w:t>
             </w:r>
             <w:proofErr w:type="spellStart"/>
             <w:r>
@@ -5648,7 +5649,7 @@
                 <w:szCs w:val="23"/>
                 <w:lang w:eastAsia="ru-RU"/>
               </w:rPr>
-              <w:t xml:space="preserve">Добавьте </w:t>
+              <w:t>Добавьте </w:t>
             </w:r>
             <w:proofErr w:type="spellStart"/>
             <w:r>
@@ -5788,7 +5789,7 @@
                 <w:szCs w:val="23"/>
                 <w:lang w:eastAsia="ru-RU"/>
               </w:rPr>
-              <w:t xml:space="preserve"> — </w:t>
+              <w:t> — </w:t>
             </w:r>
             <w:proofErr w:type="spellStart"/>
             <w:r>
@@ -5842,7 +5843,7 @@
                 <w:szCs w:val="23"/>
                 <w:lang w:val="en-US" w:eastAsia="ru-RU"/>
               </w:rPr>
-              <w:t xml:space="preserve"> </w:t>
+              <w:t> </w:t>
             </w:r>
             <w:r>
               <w:rPr>
@@ -7997,7 +7998,7 @@
                 <w:szCs w:val="23"/>
                 <w:lang w:eastAsia="ru-RU"/>
               </w:rPr>
-              <w:t>☑</w:t>
+              <w:t>☐</w:t>
             </w:r>
             <w:r>
               <w:rPr>
@@ -8108,7 +8109,7 @@
                 <w:szCs w:val="23"/>
                 <w:lang w:eastAsia="ru-RU"/>
               </w:rPr>
-              <w:t>☑</w:t>
+              <w:t>☐</w:t>
             </w:r>
             <w:r>
               <w:rPr>
@@ -9621,7 +9622,7 @@
                 <w:szCs w:val="23"/>
                 <w:lang w:eastAsia="ru-RU"/>
               </w:rPr>
-              <w:t>☑</w:t>
+              <w:t>☐</w:t>
             </w:r>
             <w:r>
               <w:rPr>
@@ -11612,7 +11613,7 @@
                 <w:szCs w:val="23"/>
                 <w:lang w:eastAsia="ru-RU"/>
               </w:rPr>
-              <w:t xml:space="preserve">Как добавить заглушку в </w:t>
+              <w:t>Как добавить заглушку в </w:t>
             </w:r>
             <w:proofErr w:type="spellStart"/>
             <w:r>
@@ -12317,7 +12318,7 @@
                 <w:szCs w:val="23"/>
                 <w:lang w:eastAsia="ru-RU"/>
               </w:rPr>
-              <w:t xml:space="preserve">Добавили заглушку в </w:t>
+              <w:t>Добавили заглушку в </w:t>
             </w:r>
             <w:proofErr w:type="spellStart"/>
             <w:r>
@@ -12816,7 +12817,7 @@
           <w:color w:val="0F1115"/>
           <w:lang w:eastAsia="ru-RU"/>
         </w:rPr>
-        <w:t>☑</w:t>
+        <w:t>☐</w:t>
       </w:r>
       <w:r>
         <w:rPr>
@@ -12840,7 +12841,7 @@
           <w:color w:val="0F1115"/>
           <w:lang w:eastAsia="ru-RU"/>
         </w:rPr>
-        <w:t>☑</w:t>
+        <w:t>☐</w:t>
       </w:r>
       <w:r>
         <w:rPr>
@@ -13542,7 +13543,7 @@
                 <w:szCs w:val="23"/>
                 <w:lang w:eastAsia="ru-RU"/>
               </w:rPr>
-              <w:t xml:space="preserve">Заглушка добавлена в </w:t>
+              <w:t>Заглушка добавлена в </w:t>
             </w:r>
             <w:proofErr w:type="spellStart"/>
             <w:r>
@@ -13783,6 +13784,7 @@
                 <w:szCs w:val="23"/>
                 <w:lang w:eastAsia="ru-RU"/>
               </w:rPr>
+              <w:lastRenderedPageBreak/>
               <w:t>6</w:t>
             </w:r>
           </w:p>
@@ -16229,7 +16231,7 @@
                 <w:szCs w:val="23"/>
                 <w:lang w:eastAsia="ru-RU"/>
               </w:rPr>
-              <w:t xml:space="preserve"> выложен</w:t>
+              <w:t> выложен</w:t>
             </w:r>
           </w:p>
         </w:tc>
@@ -16343,7 +16345,7 @@
                 <w:szCs w:val="23"/>
                 <w:lang w:eastAsia="ru-RU"/>
               </w:rPr>
-              <w:t xml:space="preserve"> выложен</w:t>
+              <w:t> выложен</w:t>
             </w:r>
           </w:p>
         </w:tc>
@@ -18334,7 +18336,7 @@
                 <w:szCs w:val="23"/>
                 <w:lang w:eastAsia="ru-RU"/>
               </w:rPr>
-              <w:t xml:space="preserve">Добавить </w:t>
+              <w:t>Добавить </w:t>
             </w:r>
             <w:proofErr w:type="spellStart"/>
             <w:r>
@@ -18457,7 +18459,7 @@
                 <w:szCs w:val="23"/>
                 <w:lang w:eastAsia="ru-RU"/>
               </w:rPr>
-              <w:t xml:space="preserve">Проверьте </w:t>
+              <w:t>Проверьте </w:t>
             </w:r>
             <w:proofErr w:type="spellStart"/>
             <w:r>
@@ -18547,7 +18549,7 @@
                 <w:szCs w:val="23"/>
                 <w:lang w:eastAsia="ru-RU"/>
               </w:rPr>
-              <w:t xml:space="preserve">Нет </w:t>
+              <w:t>Нет </w:t>
             </w:r>
             <w:proofErr w:type="spellStart"/>
             <w:r>
@@ -18602,7 +18604,7 @@
                 <w:szCs w:val="23"/>
                 <w:lang w:eastAsia="ru-RU"/>
               </w:rPr>
-              <w:t xml:space="preserve">Добавьте </w:t>
+              <w:t>Добавьте </w:t>
             </w:r>
             <w:proofErr w:type="spellStart"/>
             <w:r>
@@ -18739,7 +18741,7 @@
                 <w:szCs w:val="23"/>
                 <w:lang w:eastAsia="ru-RU"/>
               </w:rPr>
-              <w:t xml:space="preserve"> — </w:t>
+              <w:t> — </w:t>
             </w:r>
             <w:proofErr w:type="spellStart"/>
             <w:r>
@@ -18793,7 +18795,7 @@
                 <w:szCs w:val="23"/>
                 <w:lang w:val="en-US" w:eastAsia="ru-RU"/>
               </w:rPr>
-              <w:t xml:space="preserve"> </w:t>
+              <w:t> </w:t>
             </w:r>
             <w:r>
               <w:rPr>
